--- a/Knowledge/3-Work knowledge/1-Software Engineering/1-Software Engineering Fundamentals/5-My Source/2-Common Types of Networks/1-Common Types of Networks.docx
+++ b/Knowledge/3-Work knowledge/1-Software Engineering/1-Software Engineering Fundamentals/5-My Source/2-Common Types of Networks/1-Common Types of Networks.docx
@@ -22,7 +22,7 @@
       <w:bookmarkStart w:id="0" w:name="_Hlk216171260"/>
       <w:r>
         <w:rPr>
-          <w:rFonts w:ascii="Arial" w:hAnsi="Arial" w:eastAsia="Arial"/>
+          <w:rFonts w:ascii="Arial" w:eastAsia="Arial" w:hAnsi="Arial"/>
           <w:b/>
           <w:sz w:val="22"/>
           <w:shd w:val="clear" w:color="auto" w:fill="B7B7B7"/>
@@ -31,35 +31,24 @@
       </w:r>
       <w:r>
         <w:rPr>
-          <w:rFonts w:ascii="Arial" w:hAnsi="Arial" w:eastAsia="Arial"/>
+          <w:rFonts w:ascii="Arial" w:eastAsia="Arial" w:hAnsi="Arial"/>
           <w:sz w:val="22"/>
           <w:shd w:val="clear" w:color="auto" w:fill="B7B7B7"/>
         </w:rPr>
         <w:t xml:space="preserve">: </w:t>
       </w:r>
-      <w:proofErr w:type="spellStart"/>
-      <w:r>
-        <w:rPr>
-          <w:rFonts w:ascii="Arial" w:hAnsi="Arial" w:eastAsia="Arial"/>
+      <w:r>
+        <w:rPr>
+          <w:rFonts w:ascii="Arial" w:eastAsia="Arial" w:hAnsi="Arial"/>
           <w:b/>
           <w:sz w:val="22"/>
           <w:shd w:val="clear" w:color="auto" w:fill="B7B7B7"/>
         </w:rPr>
-        <w:t>Chatgpt</w:t>
-      </w:r>
-      <w:proofErr w:type="spellEnd"/>
-      <w:r>
-        <w:rPr>
-          <w:rFonts w:ascii="Arial" w:hAnsi="Arial" w:eastAsia="Arial"/>
-          <w:b/>
-          <w:sz w:val="22"/>
-          <w:shd w:val="clear" w:color="auto" w:fill="B7B7B7"/>
-        </w:rPr>
-        <w:t xml:space="preserve"> </w:t>
-      </w:r>
-      <w:r>
-        <w:rPr>
-          <w:rFonts w:ascii="Arial" w:hAnsi="Arial" w:eastAsia="Arial"/>
+        <w:t xml:space="preserve">Chatgpt </w:t>
+      </w:r>
+      <w:r>
+        <w:rPr>
+          <w:rFonts w:ascii="Arial" w:eastAsia="Arial" w:hAnsi="Arial"/>
           <w:b/>
           <w:sz w:val="22"/>
           <w:szCs w:val="14"/>
@@ -69,7 +58,7 @@
       </w:r>
       <w:r>
         <w:rPr>
-          <w:rFonts w:ascii="Arial" w:hAnsi="Arial" w:cs="Cambria Math" w:eastAsia="Arial"/>
+          <w:rFonts w:ascii="Arial" w:eastAsia="Arial" w:hAnsi="Arial" w:cs="Cambria Math"/>
           <w:b/>
           <w:sz w:val="22"/>
           <w:szCs w:val="14"/>
@@ -79,7 +68,7 @@
       </w:r>
       <w:r>
         <w:rPr>
-          <w:rFonts w:ascii="Arial" w:hAnsi="Arial" w:eastAsia="Arial"/>
+          <w:rFonts w:ascii="Arial" w:eastAsia="Arial" w:hAnsi="Arial"/>
           <w:b/>
           <w:sz w:val="22"/>
           <w:szCs w:val="14"/>
@@ -120,7 +109,7 @@
       <w:pPr>
         <w:numPr>
           <w:ilvl w:val="0"/>
-          <w:numId w:val="3"/>
+          <w:numId w:val="1"/>
         </w:numPr>
         <w:rPr>
           <w:rFonts w:ascii="Roboto Mono" w:hAnsi="Roboto Mono"/>
@@ -145,7 +134,7 @@
       <w:pPr>
         <w:numPr>
           <w:ilvl w:val="0"/>
-          <w:numId w:val="3"/>
+          <w:numId w:val="1"/>
         </w:numPr>
         <w:rPr>
           <w:rFonts w:ascii="Roboto Mono" w:hAnsi="Roboto Mono"/>
@@ -170,7 +159,7 @@
       <w:pPr>
         <w:numPr>
           <w:ilvl w:val="0"/>
-          <w:numId w:val="3"/>
+          <w:numId w:val="1"/>
         </w:numPr>
         <w:rPr>
           <w:rFonts w:ascii="Roboto Mono" w:hAnsi="Roboto Mono"/>
@@ -195,7 +184,7 @@
       <w:pPr>
         <w:numPr>
           <w:ilvl w:val="0"/>
-          <w:numId w:val="3"/>
+          <w:numId w:val="1"/>
         </w:numPr>
         <w:rPr>
           <w:rFonts w:ascii="Roboto Mono" w:hAnsi="Roboto Mono"/>
@@ -220,7 +209,7 @@
       <w:pPr>
         <w:numPr>
           <w:ilvl w:val="0"/>
-          <w:numId w:val="3"/>
+          <w:numId w:val="1"/>
         </w:numPr>
         <w:rPr>
           <w:rFonts w:ascii="Roboto Mono" w:hAnsi="Roboto Mono"/>
@@ -241,6 +230,7 @@
         <w:t xml:space="preserve"> Global or very large-scale networks.</w:t>
       </w:r>
     </w:p>
+    <w:p/>
     <w:p/>
     <w:sectPr>
       <w:pgSz w:w="12240" w:h="15840"/>
@@ -255,9 +245,9 @@
 <file path=word/numbering.xml><?xml version="1.0" encoding="utf-8"?>
 <w:numbering xmlns:wpc="http://schemas.microsoft.com/office/word/2010/wordprocessingCanvas" xmlns:cx="http://schemas.microsoft.com/office/drawing/2014/chartex" xmlns:cx1="http://schemas.microsoft.com/office/drawing/2015/9/8/chartex" xmlns:cx2="http://schemas.microsoft.com/office/drawing/2015/10/21/chartex" xmlns:cx3="http://schemas.microsoft.com/office/drawing/2016/5/9/chartex" xmlns:cx4="http://schemas.microsoft.com/office/drawing/2016/5/10/chartex" xmlns:cx5="http://schemas.microsoft.com/office/drawing/2016/5/11/chartex" xmlns:cx6="http://schemas.microsoft.com/office/drawing/2016/5/12/chartex" xmlns:cx7="http://schemas.microsoft.com/office/drawing/2016/5/13/chartex" xmlns:cx8="http://schemas.microsoft.com/office/drawing/2016/5/14/chartex" xmlns:mc="http://schemas.openxmlformats.org/markup-compatibility/2006" xmlns:aink="http://schemas.microsoft.com/office/drawing/2016/ink" xmlns:am3d="http://schemas.microsoft.com/office/drawing/2017/model3d" xmlns:o="urn:schemas-microsoft-com:office:office" xmlns:oel="http://schemas.microsoft.com/office/2019/extlst" xmlns:r="http://schemas.openxmlformats.org/officeDocument/2006/relationships" xmlns:m="http://schemas.openxmlformats.org/officeDocument/2006/math" xmlns:v="urn:schemas-microsoft-com:vml" xmlns:wp14="http://schemas.microsoft.com/office/word/2010/wordprocessingDrawing" xmlns:wp="http://schemas.openxmlformats.org/drawingml/2006/wordprocessingDrawing" xmlns:w10="urn:schemas-microsoft-com:office:word" xmlns:w="http://schemas.openxmlformats.org/wordprocessingml/2006/main" xmlns:w14="http://schemas.microsoft.com/office/word/2010/wordml" xmlns:w15="http://schemas.microsoft.com/office/word/2012/wordml" xmlns:w16cex="http://schemas.microsoft.com/office/word/2018/wordml/cex" xmlns:w16cid="http://schemas.microsoft.com/office/word/2016/wordml/cid" xmlns:w16="http://schemas.microsoft.com/office/word/2018/wordml" xmlns:w16du="http://schemas.microsoft.com/office/word/2023/wordml/word16du" xmlns:w16sdtdh="http://schemas.microsoft.com/office/word/2020/wordml/sdtdatahash" xmlns:w16sdtfl="http://schemas.microsoft.com/office/word/2024/wordml/sdtformatlock" xmlns:w16se="http://schemas.microsoft.com/office/word/2015/wordml/symex" xmlns:wpg="http://schemas.microsoft.com/office/word/2010/wordprocessingGroup" xmlns:wpi="http://schemas.microsoft.com/office/word/2010/wordprocessingInk" xmlns:wne="http://schemas.microsoft.com/office/word/2006/wordml" xmlns:wps="http://schemas.microsoft.com/office/word/2010/wordprocessingShape" mc:Ignorable="w14 w15 w16se w16cid w16 w16cex w16sdtdh w16sdtfl w16du wp14">
   <w:abstractNum w:abstractNumId="0" w15:restartNumberingAfterBreak="0">
-    <w:nsid w:val="31BD6AB4"/>
+    <w:nsid w:val="55086D5A"/>
     <w:multiLevelType w:val="multilevel"/>
-    <w:tmpl w:val="AD8C6B00"/>
+    <w:tmpl w:val="C112404A"/>
     <w:lvl w:ilvl="0">
       <w:start w:val="1"/>
       <w:numFmt w:val="bullet"/>
@@ -403,276 +393,8 @@
       </w:rPr>
     </w:lvl>
   </w:abstractNum>
-  <w:abstractNum w:abstractNumId="1" w15:restartNumberingAfterBreak="0">
-    <w:nsid w:val="3F5E337A"/>
-    <w:multiLevelType w:val="multilevel"/>
-    <w:tmpl w:val="3D323AC0"/>
-    <w:lvl w:ilvl="0">
-      <w:start w:val="1"/>
-      <w:numFmt w:val="decimal"/>
-      <w:lvlText w:val="%1."/>
-      <w:lvlJc w:val="left"/>
-      <w:pPr>
-        <w:tabs>
-          <w:tab w:val="num" w:pos="720"/>
-        </w:tabs>
-        <w:ind w:left="720" w:hanging="360"/>
-      </w:pPr>
-    </w:lvl>
-    <w:lvl w:ilvl="1" w:tentative="1">
-      <w:start w:val="1"/>
-      <w:numFmt w:val="decimal"/>
-      <w:lvlText w:val="%2."/>
-      <w:lvlJc w:val="left"/>
-      <w:pPr>
-        <w:tabs>
-          <w:tab w:val="num" w:pos="1440"/>
-        </w:tabs>
-        <w:ind w:left="1440" w:hanging="360"/>
-      </w:pPr>
-    </w:lvl>
-    <w:lvl w:ilvl="2" w:tentative="1">
-      <w:start w:val="1"/>
-      <w:numFmt w:val="decimal"/>
-      <w:lvlText w:val="%3."/>
-      <w:lvlJc w:val="left"/>
-      <w:pPr>
-        <w:tabs>
-          <w:tab w:val="num" w:pos="2160"/>
-        </w:tabs>
-        <w:ind w:left="2160" w:hanging="360"/>
-      </w:pPr>
-    </w:lvl>
-    <w:lvl w:ilvl="3" w:tentative="1">
-      <w:start w:val="1"/>
-      <w:numFmt w:val="decimal"/>
-      <w:lvlText w:val="%4."/>
-      <w:lvlJc w:val="left"/>
-      <w:pPr>
-        <w:tabs>
-          <w:tab w:val="num" w:pos="2880"/>
-        </w:tabs>
-        <w:ind w:left="2880" w:hanging="360"/>
-      </w:pPr>
-    </w:lvl>
-    <w:lvl w:ilvl="4" w:tentative="1">
-      <w:start w:val="1"/>
-      <w:numFmt w:val="decimal"/>
-      <w:lvlText w:val="%5."/>
-      <w:lvlJc w:val="left"/>
-      <w:pPr>
-        <w:tabs>
-          <w:tab w:val="num" w:pos="3600"/>
-        </w:tabs>
-        <w:ind w:left="3600" w:hanging="360"/>
-      </w:pPr>
-    </w:lvl>
-    <w:lvl w:ilvl="5" w:tentative="1">
-      <w:start w:val="1"/>
-      <w:numFmt w:val="decimal"/>
-      <w:lvlText w:val="%6."/>
-      <w:lvlJc w:val="left"/>
-      <w:pPr>
-        <w:tabs>
-          <w:tab w:val="num" w:pos="4320"/>
-        </w:tabs>
-        <w:ind w:left="4320" w:hanging="360"/>
-      </w:pPr>
-    </w:lvl>
-    <w:lvl w:ilvl="6" w:tentative="1">
-      <w:start w:val="1"/>
-      <w:numFmt w:val="decimal"/>
-      <w:lvlText w:val="%7."/>
-      <w:lvlJc w:val="left"/>
-      <w:pPr>
-        <w:tabs>
-          <w:tab w:val="num" w:pos="5040"/>
-        </w:tabs>
-        <w:ind w:left="5040" w:hanging="360"/>
-      </w:pPr>
-    </w:lvl>
-    <w:lvl w:ilvl="7" w:tentative="1">
-      <w:start w:val="1"/>
-      <w:numFmt w:val="decimal"/>
-      <w:lvlText w:val="%8."/>
-      <w:lvlJc w:val="left"/>
-      <w:pPr>
-        <w:tabs>
-          <w:tab w:val="num" w:pos="5760"/>
-        </w:tabs>
-        <w:ind w:left="5760" w:hanging="360"/>
-      </w:pPr>
-    </w:lvl>
-    <w:lvl w:ilvl="8" w:tentative="1">
-      <w:start w:val="1"/>
-      <w:numFmt w:val="decimal"/>
-      <w:lvlText w:val="%9."/>
-      <w:lvlJc w:val="left"/>
-      <w:pPr>
-        <w:tabs>
-          <w:tab w:val="num" w:pos="6480"/>
-        </w:tabs>
-        <w:ind w:left="6480" w:hanging="360"/>
-      </w:pPr>
-    </w:lvl>
-  </w:abstractNum>
-  <w:abstractNum w:abstractNumId="2" w15:restartNumberingAfterBreak="0">
-    <w:nsid w:val="55086D5A"/>
-    <w:multiLevelType w:val="multilevel"/>
-    <w:tmpl w:val="C112404A"/>
-    <w:lvl w:ilvl="0">
-      <w:start w:val="1"/>
-      <w:numFmt w:val="bullet"/>
-      <w:lvlText w:val=""/>
-      <w:lvlJc w:val="left"/>
-      <w:pPr>
-        <w:tabs>
-          <w:tab w:val="num" w:pos="720"/>
-        </w:tabs>
-        <w:ind w:left="720" w:hanging="360"/>
-      </w:pPr>
-      <w:rPr>
-        <w:rFonts w:ascii="Symbol" w:hAnsi="Symbol" w:hint="default"/>
-        <w:sz w:val="20"/>
-      </w:rPr>
-    </w:lvl>
-    <w:lvl w:ilvl="1" w:tentative="1">
-      <w:start w:val="1"/>
-      <w:numFmt w:val="bullet"/>
-      <w:lvlText w:val="o"/>
-      <w:lvlJc w:val="left"/>
-      <w:pPr>
-        <w:tabs>
-          <w:tab w:val="num" w:pos="1440"/>
-        </w:tabs>
-        <w:ind w:left="1440" w:hanging="360"/>
-      </w:pPr>
-      <w:rPr>
-        <w:rFonts w:ascii="Courier New" w:hAnsi="Courier New" w:hint="default"/>
-        <w:sz w:val="20"/>
-      </w:rPr>
-    </w:lvl>
-    <w:lvl w:ilvl="2" w:tentative="1">
-      <w:start w:val="1"/>
-      <w:numFmt w:val="bullet"/>
-      <w:lvlText w:val=""/>
-      <w:lvlJc w:val="left"/>
-      <w:pPr>
-        <w:tabs>
-          <w:tab w:val="num" w:pos="2160"/>
-        </w:tabs>
-        <w:ind w:left="2160" w:hanging="360"/>
-      </w:pPr>
-      <w:rPr>
-        <w:rFonts w:ascii="Wingdings" w:hAnsi="Wingdings" w:hint="default"/>
-        <w:sz w:val="20"/>
-      </w:rPr>
-    </w:lvl>
-    <w:lvl w:ilvl="3" w:tentative="1">
-      <w:start w:val="1"/>
-      <w:numFmt w:val="bullet"/>
-      <w:lvlText w:val=""/>
-      <w:lvlJc w:val="left"/>
-      <w:pPr>
-        <w:tabs>
-          <w:tab w:val="num" w:pos="2880"/>
-        </w:tabs>
-        <w:ind w:left="2880" w:hanging="360"/>
-      </w:pPr>
-      <w:rPr>
-        <w:rFonts w:ascii="Wingdings" w:hAnsi="Wingdings" w:hint="default"/>
-        <w:sz w:val="20"/>
-      </w:rPr>
-    </w:lvl>
-    <w:lvl w:ilvl="4" w:tentative="1">
-      <w:start w:val="1"/>
-      <w:numFmt w:val="bullet"/>
-      <w:lvlText w:val=""/>
-      <w:lvlJc w:val="left"/>
-      <w:pPr>
-        <w:tabs>
-          <w:tab w:val="num" w:pos="3600"/>
-        </w:tabs>
-        <w:ind w:left="3600" w:hanging="360"/>
-      </w:pPr>
-      <w:rPr>
-        <w:rFonts w:ascii="Wingdings" w:hAnsi="Wingdings" w:hint="default"/>
-        <w:sz w:val="20"/>
-      </w:rPr>
-    </w:lvl>
-    <w:lvl w:ilvl="5" w:tentative="1">
-      <w:start w:val="1"/>
-      <w:numFmt w:val="bullet"/>
-      <w:lvlText w:val=""/>
-      <w:lvlJc w:val="left"/>
-      <w:pPr>
-        <w:tabs>
-          <w:tab w:val="num" w:pos="4320"/>
-        </w:tabs>
-        <w:ind w:left="4320" w:hanging="360"/>
-      </w:pPr>
-      <w:rPr>
-        <w:rFonts w:ascii="Wingdings" w:hAnsi="Wingdings" w:hint="default"/>
-        <w:sz w:val="20"/>
-      </w:rPr>
-    </w:lvl>
-    <w:lvl w:ilvl="6" w:tentative="1">
-      <w:start w:val="1"/>
-      <w:numFmt w:val="bullet"/>
-      <w:lvlText w:val=""/>
-      <w:lvlJc w:val="left"/>
-      <w:pPr>
-        <w:tabs>
-          <w:tab w:val="num" w:pos="5040"/>
-        </w:tabs>
-        <w:ind w:left="5040" w:hanging="360"/>
-      </w:pPr>
-      <w:rPr>
-        <w:rFonts w:ascii="Wingdings" w:hAnsi="Wingdings" w:hint="default"/>
-        <w:sz w:val="20"/>
-      </w:rPr>
-    </w:lvl>
-    <w:lvl w:ilvl="7" w:tentative="1">
-      <w:start w:val="1"/>
-      <w:numFmt w:val="bullet"/>
-      <w:lvlText w:val=""/>
-      <w:lvlJc w:val="left"/>
-      <w:pPr>
-        <w:tabs>
-          <w:tab w:val="num" w:pos="5760"/>
-        </w:tabs>
-        <w:ind w:left="5760" w:hanging="360"/>
-      </w:pPr>
-      <w:rPr>
-        <w:rFonts w:ascii="Wingdings" w:hAnsi="Wingdings" w:hint="default"/>
-        <w:sz w:val="20"/>
-      </w:rPr>
-    </w:lvl>
-    <w:lvl w:ilvl="8" w:tentative="1">
-      <w:start w:val="1"/>
-      <w:numFmt w:val="bullet"/>
-      <w:lvlText w:val=""/>
-      <w:lvlJc w:val="left"/>
-      <w:pPr>
-        <w:tabs>
-          <w:tab w:val="num" w:pos="6480"/>
-        </w:tabs>
-        <w:ind w:left="6480" w:hanging="360"/>
-      </w:pPr>
-      <w:rPr>
-        <w:rFonts w:ascii="Wingdings" w:hAnsi="Wingdings" w:hint="default"/>
-        <w:sz w:val="20"/>
-      </w:rPr>
-    </w:lvl>
-  </w:abstractNum>
-  <w:num w:numId="1" w16cid:durableId="487794532">
-    <w:abstractNumId w:val="1"/>
-  </w:num>
-  <w:num w:numId="2" w16cid:durableId="989822801">
+  <w:num w:numId="1" w16cid:durableId="1965848024">
     <w:abstractNumId w:val="0"/>
-  </w:num>
-  <w:num w:numId="3" w16cid:durableId="1965848024">
-    <w:abstractNumId w:val="2"/>
   </w:num>
 </w:numbering>
 </file>
@@ -1077,6 +799,7 @@
   <w:style w:type="paragraph" w:default="1" w:styleId="Normal">
     <w:name w:val="Normal"/>
     <w:qFormat/>
+    <w:rsid w:val="00065AA6"/>
   </w:style>
   <w:style w:type="paragraph" w:styleId="Heading1">
     <w:name w:val="heading 1"/>
@@ -1085,7 +808,7 @@
     <w:link w:val="Heading1Char"/>
     <w:uiPriority w:val="9"/>
     <w:qFormat/>
-    <w:rsid w:val="00D5273B"/>
+    <w:rsid w:val="00065AA6"/>
     <w:pPr>
       <w:keepNext/>
       <w:keepLines/>
@@ -1108,7 +831,7 @@
     <w:semiHidden/>
     <w:unhideWhenUsed/>
     <w:qFormat/>
-    <w:rsid w:val="00D5273B"/>
+    <w:rsid w:val="00065AA6"/>
     <w:pPr>
       <w:keepNext/>
       <w:keepLines/>
@@ -1128,9 +851,10 @@
     <w:next w:val="Normal"/>
     <w:link w:val="Heading3Char"/>
     <w:uiPriority w:val="9"/>
+    <w:semiHidden/>
     <w:unhideWhenUsed/>
     <w:qFormat/>
-    <w:rsid w:val="00D5273B"/>
+    <w:rsid w:val="00065AA6"/>
     <w:pPr>
       <w:keepNext/>
       <w:keepLines/>
@@ -1153,7 +877,7 @@
     <w:semiHidden/>
     <w:unhideWhenUsed/>
     <w:qFormat/>
-    <w:rsid w:val="00D5273B"/>
+    <w:rsid w:val="00065AA6"/>
     <w:pPr>
       <w:keepNext/>
       <w:keepLines/>
@@ -1176,7 +900,7 @@
     <w:semiHidden/>
     <w:unhideWhenUsed/>
     <w:qFormat/>
-    <w:rsid w:val="00D5273B"/>
+    <w:rsid w:val="00065AA6"/>
     <w:pPr>
       <w:keepNext/>
       <w:keepLines/>
@@ -1197,7 +921,7 @@
     <w:semiHidden/>
     <w:unhideWhenUsed/>
     <w:qFormat/>
-    <w:rsid w:val="00D5273B"/>
+    <w:rsid w:val="00065AA6"/>
     <w:pPr>
       <w:keepNext/>
       <w:keepLines/>
@@ -1220,7 +944,7 @@
     <w:semiHidden/>
     <w:unhideWhenUsed/>
     <w:qFormat/>
-    <w:rsid w:val="00D5273B"/>
+    <w:rsid w:val="00065AA6"/>
     <w:pPr>
       <w:keepNext/>
       <w:keepLines/>
@@ -1241,7 +965,7 @@
     <w:semiHidden/>
     <w:unhideWhenUsed/>
     <w:qFormat/>
-    <w:rsid w:val="00D5273B"/>
+    <w:rsid w:val="00065AA6"/>
     <w:pPr>
       <w:keepNext/>
       <w:keepLines/>
@@ -1264,7 +988,7 @@
     <w:semiHidden/>
     <w:unhideWhenUsed/>
     <w:qFormat/>
-    <w:rsid w:val="00D5273B"/>
+    <w:rsid w:val="00065AA6"/>
     <w:pPr>
       <w:keepNext/>
       <w:keepLines/>
@@ -1308,7 +1032,7 @@
     <w:basedOn w:val="DefaultParagraphFont"/>
     <w:link w:val="Heading1"/>
     <w:uiPriority w:val="9"/>
-    <w:rsid w:val="00D5273B"/>
+    <w:rsid w:val="00065AA6"/>
     <w:rPr>
       <w:rFonts w:asciiTheme="majorHAnsi" w:eastAsiaTheme="majorEastAsia" w:hAnsiTheme="majorHAnsi" w:cstheme="majorBidi"/>
       <w:color w:val="2F5496" w:themeColor="accent1" w:themeShade="BF"/>
@@ -1322,7 +1046,7 @@
     <w:link w:val="Heading2"/>
     <w:uiPriority w:val="9"/>
     <w:semiHidden/>
-    <w:rsid w:val="00D5273B"/>
+    <w:rsid w:val="00065AA6"/>
     <w:rPr>
       <w:rFonts w:asciiTheme="majorHAnsi" w:eastAsiaTheme="majorEastAsia" w:hAnsiTheme="majorHAnsi" w:cstheme="majorBidi"/>
       <w:color w:val="2F5496" w:themeColor="accent1" w:themeShade="BF"/>
@@ -1335,7 +1059,8 @@
     <w:basedOn w:val="DefaultParagraphFont"/>
     <w:link w:val="Heading3"/>
     <w:uiPriority w:val="9"/>
-    <w:rsid w:val="00D5273B"/>
+    <w:semiHidden/>
+    <w:rsid w:val="00065AA6"/>
     <w:rPr>
       <w:rFonts w:eastAsiaTheme="majorEastAsia" w:cstheme="majorBidi"/>
       <w:color w:val="2F5496" w:themeColor="accent1" w:themeShade="BF"/>
@@ -1349,7 +1074,7 @@
     <w:link w:val="Heading4"/>
     <w:uiPriority w:val="9"/>
     <w:semiHidden/>
-    <w:rsid w:val="00D5273B"/>
+    <w:rsid w:val="00065AA6"/>
     <w:rPr>
       <w:rFonts w:eastAsiaTheme="majorEastAsia" w:cstheme="majorBidi"/>
       <w:i/>
@@ -1363,7 +1088,7 @@
     <w:link w:val="Heading5"/>
     <w:uiPriority w:val="9"/>
     <w:semiHidden/>
-    <w:rsid w:val="00D5273B"/>
+    <w:rsid w:val="00065AA6"/>
     <w:rPr>
       <w:rFonts w:eastAsiaTheme="majorEastAsia" w:cstheme="majorBidi"/>
       <w:color w:val="2F5496" w:themeColor="accent1" w:themeShade="BF"/>
@@ -1375,7 +1100,7 @@
     <w:link w:val="Heading6"/>
     <w:uiPriority w:val="9"/>
     <w:semiHidden/>
-    <w:rsid w:val="00D5273B"/>
+    <w:rsid w:val="00065AA6"/>
     <w:rPr>
       <w:rFonts w:eastAsiaTheme="majorEastAsia" w:cstheme="majorBidi"/>
       <w:i/>
@@ -1389,7 +1114,7 @@
     <w:link w:val="Heading7"/>
     <w:uiPriority w:val="9"/>
     <w:semiHidden/>
-    <w:rsid w:val="00D5273B"/>
+    <w:rsid w:val="00065AA6"/>
     <w:rPr>
       <w:rFonts w:eastAsiaTheme="majorEastAsia" w:cstheme="majorBidi"/>
       <w:color w:val="595959" w:themeColor="text1" w:themeTint="A6"/>
@@ -1401,7 +1126,7 @@
     <w:link w:val="Heading8"/>
     <w:uiPriority w:val="9"/>
     <w:semiHidden/>
-    <w:rsid w:val="00D5273B"/>
+    <w:rsid w:val="00065AA6"/>
     <w:rPr>
       <w:rFonts w:eastAsiaTheme="majorEastAsia" w:cstheme="majorBidi"/>
       <w:i/>
@@ -1415,7 +1140,7 @@
     <w:link w:val="Heading9"/>
     <w:uiPriority w:val="9"/>
     <w:semiHidden/>
-    <w:rsid w:val="00D5273B"/>
+    <w:rsid w:val="00065AA6"/>
     <w:rPr>
       <w:rFonts w:eastAsiaTheme="majorEastAsia" w:cstheme="majorBidi"/>
       <w:color w:val="272727" w:themeColor="text1" w:themeTint="D8"/>
@@ -1428,7 +1153,7 @@
     <w:link w:val="TitleChar"/>
     <w:uiPriority w:val="10"/>
     <w:qFormat/>
-    <w:rsid w:val="00D5273B"/>
+    <w:rsid w:val="00065AA6"/>
     <w:pPr>
       <w:spacing w:after="80" w:line="240" w:lineRule="auto"/>
       <w:contextualSpacing/>
@@ -1446,7 +1171,7 @@
     <w:basedOn w:val="DefaultParagraphFont"/>
     <w:link w:val="Title"/>
     <w:uiPriority w:val="10"/>
-    <w:rsid w:val="00D5273B"/>
+    <w:rsid w:val="00065AA6"/>
     <w:rPr>
       <w:rFonts w:asciiTheme="majorHAnsi" w:eastAsiaTheme="majorEastAsia" w:hAnsiTheme="majorHAnsi" w:cstheme="majorBidi"/>
       <w:spacing w:val="-10"/>
@@ -1462,7 +1187,7 @@
     <w:link w:val="SubtitleChar"/>
     <w:uiPriority w:val="11"/>
     <w:qFormat/>
-    <w:rsid w:val="00D5273B"/>
+    <w:rsid w:val="00065AA6"/>
     <w:pPr>
       <w:numPr>
         <w:ilvl w:val="1"/>
@@ -1481,7 +1206,7 @@
     <w:basedOn w:val="DefaultParagraphFont"/>
     <w:link w:val="Subtitle"/>
     <w:uiPriority w:val="11"/>
-    <w:rsid w:val="00D5273B"/>
+    <w:rsid w:val="00065AA6"/>
     <w:rPr>
       <w:rFonts w:eastAsiaTheme="majorEastAsia" w:cstheme="majorBidi"/>
       <w:color w:val="595959" w:themeColor="text1" w:themeTint="A6"/>
@@ -1497,7 +1222,7 @@
     <w:link w:val="QuoteChar"/>
     <w:uiPriority w:val="29"/>
     <w:qFormat/>
-    <w:rsid w:val="00D5273B"/>
+    <w:rsid w:val="00065AA6"/>
     <w:pPr>
       <w:spacing w:before="160"/>
       <w:jc w:val="center"/>
@@ -1513,7 +1238,7 @@
     <w:basedOn w:val="DefaultParagraphFont"/>
     <w:link w:val="Quote"/>
     <w:uiPriority w:val="29"/>
-    <w:rsid w:val="00D5273B"/>
+    <w:rsid w:val="00065AA6"/>
     <w:rPr>
       <w:i/>
       <w:iCs/>
@@ -1525,7 +1250,7 @@
     <w:basedOn w:val="Normal"/>
     <w:uiPriority w:val="34"/>
     <w:qFormat/>
-    <w:rsid w:val="00D5273B"/>
+    <w:rsid w:val="00065AA6"/>
     <w:pPr>
       <w:ind w:left="720"/>
       <w:contextualSpacing/>
@@ -1536,7 +1261,7 @@
     <w:basedOn w:val="DefaultParagraphFont"/>
     <w:uiPriority w:val="21"/>
     <w:qFormat/>
-    <w:rsid w:val="00D5273B"/>
+    <w:rsid w:val="00065AA6"/>
     <w:rPr>
       <w:i/>
       <w:iCs/>
@@ -1550,7 +1275,7 @@
     <w:link w:val="IntenseQuoteChar"/>
     <w:uiPriority w:val="30"/>
     <w:qFormat/>
-    <w:rsid w:val="00D5273B"/>
+    <w:rsid w:val="00065AA6"/>
     <w:pPr>
       <w:pBdr>
         <w:top w:val="single" w:sz="4" w:space="10" w:color="2F5496" w:themeColor="accent1" w:themeShade="BF"/>
@@ -1571,7 +1296,7 @@
     <w:basedOn w:val="DefaultParagraphFont"/>
     <w:link w:val="IntenseQuote"/>
     <w:uiPriority w:val="30"/>
-    <w:rsid w:val="00D5273B"/>
+    <w:rsid w:val="00065AA6"/>
     <w:rPr>
       <w:i/>
       <w:iCs/>
@@ -1583,7 +1308,7 @@
     <w:basedOn w:val="DefaultParagraphFont"/>
     <w:uiPriority w:val="32"/>
     <w:qFormat/>
-    <w:rsid w:val="00D5273B"/>
+    <w:rsid w:val="00065AA6"/>
     <w:rPr>
       <w:b/>
       <w:bCs/>

--- a/Knowledge/3-Work knowledge/1-Software Engineering/1-Software Engineering Fundamentals/5-My Source/2-Common Types of Networks/1-Common Types of Networks.docx
+++ b/Knowledge/3-Work knowledge/1-Software Engineering/1-Software Engineering Fundamentals/5-My Source/2-Common Types of Networks/1-Common Types of Networks.docx
@@ -19,62 +19,1599 @@
           <w:shd w:val="clear" w:color="auto" w:fill="B7B7B7"/>
         </w:rPr>
       </w:pPr>
-      <w:bookmarkStart w:id="0" w:name="_Hlk216171260"/>
-      <w:r>
-        <w:rPr>
-          <w:rFonts w:ascii="Arial" w:eastAsia="Arial" w:hAnsi="Arial"/>
-          <w:b/>
-          <w:sz w:val="22"/>
-          <w:shd w:val="clear" w:color="auto" w:fill="B7B7B7"/>
-        </w:rPr>
-        <w:t># Source</w:t>
-      </w:r>
-      <w:r>
-        <w:rPr>
-          <w:rFonts w:ascii="Arial" w:eastAsia="Arial" w:hAnsi="Arial"/>
-          <w:sz w:val="22"/>
-          <w:shd w:val="clear" w:color="auto" w:fill="B7B7B7"/>
-        </w:rPr>
-        <w:t xml:space="preserve">: </w:t>
-      </w:r>
-      <w:r>
-        <w:rPr>
-          <w:rFonts w:ascii="Arial" w:eastAsia="Arial" w:hAnsi="Arial"/>
-          <w:b/>
-          <w:sz w:val="22"/>
-          <w:shd w:val="clear" w:color="auto" w:fill="B7B7B7"/>
-        </w:rPr>
-        <w:t xml:space="preserve">Chatgpt </w:t>
-      </w:r>
-      <w:r>
-        <w:rPr>
-          <w:rFonts w:ascii="Arial" w:eastAsia="Arial" w:hAnsi="Arial"/>
-          <w:b/>
-          <w:sz w:val="22"/>
-          <w:szCs w:val="14"/>
-          <w:shd w:val="clear" w:color="auto" w:fill="B7B7B7"/>
-        </w:rPr>
-        <w:t>(GPT</w:t>
-      </w:r>
-      <w:r>
-        <w:rPr>
-          <w:rFonts w:ascii="Arial" w:eastAsia="Arial" w:hAnsi="Arial" w:cs="Cambria Math"/>
-          <w:b/>
-          <w:sz w:val="22"/>
-          <w:szCs w:val="14"/>
-          <w:shd w:val="clear" w:color="auto" w:fill="B7B7B7"/>
+      <w:r>
+        <w:rPr>
+          <w:rFonts w:ascii="Arial" w:hAnsi="Arial" w:eastAsia="Arial" w:cs="Arial"/>
+          <w:b/>
+          <w:i w:val="0"/>
+          <w:color w:val="000000"/>
+          <w:sz w:val="18"/>
+          <w:highlight w:val="lightGray"/>
+        </w:rPr>
+        <w:t>#</w:t>
+      </w:r>
+      <w:r>
+        <w:rPr>
+          <w:rFonts w:ascii="Arial" w:hAnsi="Arial" w:eastAsia="Arial" w:cs="Arial"/>
+          <w:b/>
+          <w:i w:val="0"/>
+          <w:color w:val="000000"/>
+          <w:sz w:val="18"/>
+          <w:highlight w:val="lightGray"/>
+        </w:rPr>
+        <w:t xml:space="preserve"> </w:t>
+      </w:r>
+      <w:r>
+        <w:rPr>
+          <w:rFonts w:ascii="Arial" w:hAnsi="Arial" w:eastAsia="Arial" w:cs="Arial"/>
+          <w:b/>
+          <w:i w:val="0"/>
+          <w:color w:val="000000"/>
+          <w:sz w:val="18"/>
+          <w:highlight w:val="lightGray"/>
+        </w:rPr>
+        <w:t>S</w:t>
+      </w:r>
+      <w:r>
+        <w:rPr>
+          <w:rFonts w:ascii="Arial" w:hAnsi="Arial" w:eastAsia="Arial" w:cs="Arial"/>
+          <w:b/>
+          <w:i w:val="0"/>
+          <w:color w:val="000000"/>
+          <w:sz w:val="18"/>
+          <w:highlight w:val="lightGray"/>
+        </w:rPr>
+        <w:t>o</w:t>
+      </w:r>
+      <w:r>
+        <w:rPr>
+          <w:rFonts w:ascii="Arial" w:hAnsi="Arial" w:eastAsia="Arial" w:cs="Arial"/>
+          <w:b/>
+          <w:i w:val="0"/>
+          <w:color w:val="000000"/>
+          <w:sz w:val="18"/>
+          <w:highlight w:val="lightGray"/>
+        </w:rPr>
+        <w:t>u</w:t>
+      </w:r>
+      <w:r>
+        <w:rPr>
+          <w:rFonts w:ascii="Arial" w:hAnsi="Arial" w:eastAsia="Arial" w:cs="Arial"/>
+          <w:b/>
+          <w:i w:val="0"/>
+          <w:color w:val="000000"/>
+          <w:sz w:val="18"/>
+          <w:highlight w:val="lightGray"/>
+        </w:rPr>
+        <w:t>r</w:t>
+      </w:r>
+      <w:r>
+        <w:rPr>
+          <w:rFonts w:ascii="Arial" w:hAnsi="Arial" w:eastAsia="Arial" w:cs="Arial"/>
+          <w:b/>
+          <w:i w:val="0"/>
+          <w:color w:val="000000"/>
+          <w:sz w:val="18"/>
+          <w:highlight w:val="lightGray"/>
+        </w:rPr>
+        <w:t>c</w:t>
+      </w:r>
+      <w:r>
+        <w:rPr>
+          <w:rFonts w:ascii="Arial" w:hAnsi="Arial" w:eastAsia="Arial" w:cs="Arial"/>
+          <w:b/>
+          <w:i w:val="0"/>
+          <w:color w:val="000000"/>
+          <w:sz w:val="18"/>
+          <w:highlight w:val="lightGray"/>
+        </w:rPr>
+        <w:t>e</w:t>
+      </w:r>
+      <w:r>
+        <w:rPr>
+          <w:rFonts w:ascii="Arial" w:hAnsi="Arial" w:eastAsia="Arial" w:cs="Arial"/>
+          <w:b/>
+          <w:i w:val="0"/>
+          <w:color w:val="000000"/>
+          <w:sz w:val="18"/>
+          <w:highlight w:val="lightGray"/>
+        </w:rPr>
+        <w:t>:</w:t>
+      </w:r>
+      <w:r>
+        <w:rPr>
+          <w:rFonts w:ascii="Arial" w:hAnsi="Arial" w:eastAsia="Arial" w:cs="Arial"/>
+          <w:b/>
+          <w:i w:val="0"/>
+          <w:color w:val="000000"/>
+          <w:sz w:val="18"/>
+          <w:highlight w:val="lightGray"/>
+        </w:rPr>
+        <w:t xml:space="preserve"> </w:t>
+      </w:r>
+      <w:r>
+        <w:rPr>
+          <w:rFonts w:ascii="Arial" w:hAnsi="Arial" w:eastAsia="Arial" w:cs="Arial"/>
+          <w:b/>
+          <w:i w:val="0"/>
+          <w:color w:val="000000"/>
+          <w:sz w:val="18"/>
+          <w:highlight w:val="lightGray"/>
+        </w:rPr>
+        <w:t>A</w:t>
+      </w:r>
+      <w:r>
+        <w:rPr>
+          <w:rFonts w:ascii="Arial" w:hAnsi="Arial" w:eastAsia="Arial" w:cs="Arial"/>
+          <w:b/>
+          <w:i w:val="0"/>
+          <w:color w:val="000000"/>
+          <w:sz w:val="18"/>
+          <w:highlight w:val="lightGray"/>
+        </w:rPr>
+        <w:t>I</w:t>
+      </w:r>
+      <w:r>
+        <w:rPr>
+          <w:rFonts w:ascii="Arial" w:hAnsi="Arial" w:eastAsia="Arial" w:cs="Arial"/>
+          <w:b/>
+          <w:i w:val="0"/>
+          <w:color w:val="000000"/>
+          <w:sz w:val="18"/>
+          <w:highlight w:val="lightGray"/>
+        </w:rPr>
+        <w:t xml:space="preserve"> </w:t>
+      </w:r>
+      <w:r>
+        <w:rPr>
+          <w:rFonts w:ascii="Arial" w:hAnsi="Arial" w:eastAsia="Arial" w:cs="Arial"/>
+          <w:b/>
+          <w:i w:val="0"/>
+          <w:color w:val="000000"/>
+          <w:sz w:val="18"/>
+          <w:highlight w:val="lightGray"/>
+        </w:rPr>
+        <w:t>S</w:t>
+      </w:r>
+      <w:r>
+        <w:rPr>
+          <w:rFonts w:ascii="Arial" w:hAnsi="Arial" w:eastAsia="Arial" w:cs="Arial"/>
+          <w:b/>
+          <w:i w:val="0"/>
+          <w:color w:val="000000"/>
+          <w:sz w:val="18"/>
+          <w:highlight w:val="lightGray"/>
+        </w:rPr>
+        <w:t>o</w:t>
+      </w:r>
+      <w:r>
+        <w:rPr>
+          <w:rFonts w:ascii="Arial" w:hAnsi="Arial" w:eastAsia="Arial" w:cs="Arial"/>
+          <w:b/>
+          <w:i w:val="0"/>
+          <w:color w:val="000000"/>
+          <w:sz w:val="18"/>
+          <w:highlight w:val="lightGray"/>
+        </w:rPr>
+        <w:t>u</w:t>
+      </w:r>
+      <w:r>
+        <w:rPr>
+          <w:rFonts w:ascii="Arial" w:hAnsi="Arial" w:eastAsia="Arial" w:cs="Arial"/>
+          <w:b/>
+          <w:i w:val="0"/>
+          <w:color w:val="000000"/>
+          <w:sz w:val="18"/>
+          <w:highlight w:val="lightGray"/>
+        </w:rPr>
+        <w:t>r</w:t>
+      </w:r>
+      <w:r>
+        <w:rPr>
+          <w:rFonts w:ascii="Arial" w:hAnsi="Arial" w:eastAsia="Arial" w:cs="Arial"/>
+          <w:b/>
+          <w:i w:val="0"/>
+          <w:color w:val="000000"/>
+          <w:sz w:val="18"/>
+          <w:highlight w:val="lightGray"/>
+        </w:rPr>
+        <w:t>c</w:t>
+      </w:r>
+      <w:r>
+        <w:rPr>
+          <w:rFonts w:ascii="Arial" w:hAnsi="Arial" w:eastAsia="Arial" w:cs="Arial"/>
+          <w:b/>
+          <w:i w:val="0"/>
+          <w:color w:val="000000"/>
+          <w:sz w:val="18"/>
+          <w:highlight w:val="lightGray"/>
+        </w:rPr>
+        <w:t>e</w:t>
+      </w:r>
+      <w:r>
+        <w:rPr>
+          <w:rFonts w:ascii="Arial" w:hAnsi="Arial" w:eastAsia="Arial" w:cs="Arial"/>
+          <w:b/>
+          <w:i w:val="0"/>
+          <w:color w:val="000000"/>
+          <w:sz w:val="18"/>
+          <w:highlight w:val="lightGray"/>
+        </w:rPr>
+        <w:t>:</w:t>
+      </w:r>
+      <w:r>
+        <w:rPr>
+          <w:rFonts w:ascii="Arial" w:hAnsi="Arial" w:eastAsia="Arial" w:cs="Arial"/>
+          <w:b/>
+          <w:i w:val="0"/>
+          <w:color w:val="000000"/>
+          <w:sz w:val="18"/>
+          <w:highlight w:val="lightGray"/>
+        </w:rPr>
+        <w:t xml:space="preserve"> </w:t>
+      </w:r>
+      <w:r>
+        <w:rPr>
+          <w:rFonts w:ascii="Arial" w:hAnsi="Arial" w:eastAsia="Arial" w:cs="Arial"/>
+          <w:b/>
+          <w:i w:val="0"/>
+          <w:color w:val="000000"/>
+          <w:sz w:val="18"/>
+          <w:highlight w:val="lightGray"/>
+        </w:rPr>
+        <w:t>P</w:t>
+      </w:r>
+      <w:r>
+        <w:rPr>
+          <w:rFonts w:ascii="Arial" w:hAnsi="Arial" w:eastAsia="Arial" w:cs="Arial"/>
+          <w:b/>
+          <w:i w:val="0"/>
+          <w:color w:val="000000"/>
+          <w:sz w:val="18"/>
+          <w:highlight w:val="lightGray"/>
+        </w:rPr>
+        <w:t>r</w:t>
+      </w:r>
+      <w:r>
+        <w:rPr>
+          <w:rFonts w:ascii="Arial" w:hAnsi="Arial" w:eastAsia="Arial" w:cs="Arial"/>
+          <w:b/>
+          <w:i w:val="0"/>
+          <w:color w:val="000000"/>
+          <w:sz w:val="18"/>
+          <w:highlight w:val="lightGray"/>
+        </w:rPr>
+        <w:t>o</w:t>
+      </w:r>
+      <w:r>
+        <w:rPr>
+          <w:rFonts w:ascii="Arial" w:hAnsi="Arial" w:eastAsia="Arial" w:cs="Arial"/>
+          <w:b/>
+          <w:i w:val="0"/>
+          <w:color w:val="000000"/>
+          <w:sz w:val="18"/>
+          <w:highlight w:val="lightGray"/>
+        </w:rPr>
+        <w:t>v</w:t>
+      </w:r>
+      <w:r>
+        <w:rPr>
+          <w:rFonts w:ascii="Arial" w:hAnsi="Arial" w:eastAsia="Arial" w:cs="Arial"/>
+          <w:b/>
+          <w:i w:val="0"/>
+          <w:color w:val="000000"/>
+          <w:sz w:val="18"/>
+          <w:highlight w:val="lightGray"/>
+        </w:rPr>
+        <w:t>i</w:t>
+      </w:r>
+      <w:r>
+        <w:rPr>
+          <w:rFonts w:ascii="Arial" w:hAnsi="Arial" w:eastAsia="Arial" w:cs="Arial"/>
+          <w:b/>
+          <w:i w:val="0"/>
+          <w:color w:val="000000"/>
+          <w:sz w:val="18"/>
+          <w:highlight w:val="lightGray"/>
+        </w:rPr>
+        <w:t>d</w:t>
+      </w:r>
+      <w:r>
+        <w:rPr>
+          <w:rFonts w:ascii="Arial" w:hAnsi="Arial" w:eastAsia="Arial" w:cs="Arial"/>
+          <w:b/>
+          <w:i w:val="0"/>
+          <w:color w:val="000000"/>
+          <w:sz w:val="18"/>
+          <w:highlight w:val="lightGray"/>
+        </w:rPr>
+        <w:t>e</w:t>
+      </w:r>
+      <w:r>
+        <w:rPr>
+          <w:rFonts w:ascii="Arial" w:hAnsi="Arial" w:eastAsia="Arial" w:cs="Arial"/>
+          <w:b/>
+          <w:i w:val="0"/>
+          <w:color w:val="000000"/>
+          <w:sz w:val="18"/>
+          <w:highlight w:val="lightGray"/>
+        </w:rPr>
+        <w:t>d</w:t>
+      </w:r>
+      <w:r>
+        <w:rPr>
+          <w:rFonts w:ascii="Arial" w:hAnsi="Arial" w:eastAsia="Arial" w:cs="Arial"/>
+          <w:b/>
+          <w:i w:val="0"/>
+          <w:color w:val="000000"/>
+          <w:sz w:val="18"/>
+          <w:highlight w:val="lightGray"/>
+        </w:rPr>
+        <w:t xml:space="preserve"> </w:t>
+      </w:r>
+      <w:r>
+        <w:rPr>
+          <w:rFonts w:ascii="Arial" w:hAnsi="Arial" w:eastAsia="Arial" w:cs="Arial"/>
+          <w:b/>
+          <w:i w:val="0"/>
+          <w:color w:val="000000"/>
+          <w:sz w:val="18"/>
+          <w:highlight w:val="lightGray"/>
+        </w:rPr>
+        <w:t>b</w:t>
+      </w:r>
+      <w:r>
+        <w:rPr>
+          <w:rFonts w:ascii="Arial" w:hAnsi="Arial" w:eastAsia="Arial" w:cs="Arial"/>
+          <w:b/>
+          <w:i w:val="0"/>
+          <w:color w:val="000000"/>
+          <w:sz w:val="18"/>
+          <w:highlight w:val="lightGray"/>
+        </w:rPr>
+        <w:t>y</w:t>
+      </w:r>
+      <w:r>
+        <w:rPr>
+          <w:rFonts w:ascii="Arial" w:hAnsi="Arial" w:eastAsia="Arial" w:cs="Arial"/>
+          <w:b/>
+          <w:i w:val="0"/>
+          <w:color w:val="000000"/>
+          <w:sz w:val="18"/>
+          <w:highlight w:val="lightGray"/>
+        </w:rPr>
+        <w:t>:</w:t>
+      </w:r>
+      <w:r>
+        <w:rPr>
+          <w:rFonts w:ascii="Arial" w:hAnsi="Arial" w:eastAsia="Arial" w:cs="Arial"/>
+          <w:b/>
+          <w:i w:val="0"/>
+          <w:color w:val="000000"/>
+          <w:sz w:val="18"/>
+          <w:highlight w:val="lightGray"/>
+        </w:rPr>
+        <w:t xml:space="preserve"> </w:t>
+      </w:r>
+      <w:r>
+        <w:rPr>
+          <w:rFonts w:ascii="Arial" w:hAnsi="Arial" w:eastAsia="Arial" w:cs="Arial"/>
+          <w:b/>
+          <w:i w:val="0"/>
+          <w:color w:val="000000"/>
+          <w:sz w:val="18"/>
+          <w:highlight w:val="lightGray"/>
+        </w:rPr>
+        <w:t>[</w:t>
+      </w:r>
+      <w:r>
+        <w:rPr>
+          <w:rFonts w:ascii="Arial" w:hAnsi="Arial" w:eastAsia="Arial" w:cs="Arial"/>
+          <w:b/>
+          <w:i w:val="0"/>
+          <w:color w:val="000000"/>
+          <w:sz w:val="18"/>
+          <w:highlight w:val="lightGray"/>
+        </w:rPr>
+        <w:t>D</w:t>
+      </w:r>
+      <w:r>
+        <w:rPr>
+          <w:rFonts w:ascii="Arial" w:hAnsi="Arial" w:eastAsia="Arial" w:cs="Arial"/>
+          <w:b/>
+          <w:i w:val="0"/>
+          <w:color w:val="000000"/>
+          <w:sz w:val="18"/>
+          <w:highlight w:val="lightGray"/>
+        </w:rPr>
+        <w:t>a</w:t>
+      </w:r>
+      <w:r>
+        <w:rPr>
+          <w:rFonts w:ascii="Arial" w:hAnsi="Arial" w:eastAsia="Arial" w:cs="Arial"/>
+          <w:b/>
+          <w:i w:val="0"/>
+          <w:color w:val="000000"/>
+          <w:sz w:val="18"/>
+          <w:highlight w:val="lightGray"/>
+        </w:rPr>
+        <w:t>t</w:t>
+      </w:r>
+      <w:r>
+        <w:rPr>
+          <w:rFonts w:ascii="Arial" w:hAnsi="Arial" w:eastAsia="Arial" w:cs="Arial"/>
+          <w:b/>
+          <w:i w:val="0"/>
+          <w:color w:val="000000"/>
+          <w:sz w:val="18"/>
+          <w:highlight w:val="lightGray"/>
+        </w:rPr>
+        <w:t>a</w:t>
+      </w:r>
+      <w:r>
+        <w:rPr>
+          <w:rFonts w:ascii="Arial" w:hAnsi="Arial" w:eastAsia="Arial" w:cs="Arial"/>
+          <w:b/>
+          <w:i w:val="0"/>
+          <w:color w:val="000000"/>
+          <w:sz w:val="18"/>
+          <w:highlight w:val="lightGray"/>
+        </w:rPr>
+        <w:t xml:space="preserve"> </w:t>
+      </w:r>
+      <w:r>
+        <w:rPr>
+          <w:rFonts w:ascii="Arial" w:hAnsi="Arial" w:eastAsia="Arial" w:cs="Arial"/>
+          <w:b/>
+          <w:i w:val="0"/>
+          <w:color w:val="000000"/>
+          <w:sz w:val="18"/>
+          <w:highlight w:val="lightGray"/>
+        </w:rPr>
+        <w:t>P</w:t>
+      </w:r>
+      <w:r>
+        <w:rPr>
+          <w:rFonts w:ascii="Arial" w:hAnsi="Arial" w:eastAsia="Arial" w:cs="Arial"/>
+          <w:b/>
+          <w:i w:val="0"/>
+          <w:color w:val="000000"/>
+          <w:sz w:val="18"/>
+          <w:highlight w:val="lightGray"/>
+        </w:rPr>
+        <w:t>a</w:t>
+      </w:r>
+      <w:r>
+        <w:rPr>
+          <w:rFonts w:ascii="Arial" w:hAnsi="Arial" w:eastAsia="Arial" w:cs="Arial"/>
+          <w:b/>
+          <w:i w:val="0"/>
+          <w:color w:val="000000"/>
+          <w:sz w:val="18"/>
+          <w:highlight w:val="lightGray"/>
+        </w:rPr>
+        <w:t>t</w:t>
+      </w:r>
+      <w:r>
+        <w:rPr>
+          <w:rFonts w:ascii="Arial" w:hAnsi="Arial" w:eastAsia="Arial" w:cs="Arial"/>
+          <w:b/>
+          <w:i w:val="0"/>
+          <w:color w:val="000000"/>
+          <w:sz w:val="18"/>
+          <w:highlight w:val="lightGray"/>
+        </w:rPr>
+        <w:t>h</w:t>
+      </w:r>
+      <w:r>
+        <w:rPr>
+          <w:rFonts w:ascii="Arial" w:hAnsi="Arial" w:eastAsia="Arial" w:cs="Arial"/>
+          <w:b w:val="0"/>
+          <w:i w:val="0"/>
+          <w:color w:val="000000"/>
+          <w:sz w:val="18"/>
+          <w:highlight w:val="lightGray"/>
+        </w:rPr>
+        <w:t>:</w:t>
+      </w:r>
+      <w:r>
+        <w:rPr>
+          <w:rFonts w:ascii="Arial" w:hAnsi="Arial" w:eastAsia="Arial" w:cs="Arial"/>
+          <w:b w:val="0"/>
+          <w:i w:val="0"/>
+          <w:color w:val="000000"/>
+          <w:sz w:val="18"/>
+          <w:highlight w:val="lightGray"/>
+        </w:rPr>
+        <w:t xml:space="preserve"> </w:t>
+      </w:r>
+      <w:r>
+        <w:rPr>
+          <w:rFonts w:ascii="Arial" w:hAnsi="Arial" w:eastAsia="Arial" w:cs="Arial"/>
+          <w:b w:val="0"/>
+          <w:i w:val="0"/>
+          <w:color w:val="000000"/>
+          <w:sz w:val="18"/>
+          <w:highlight w:val="lightGray"/>
+        </w:rPr>
+        <w:t>P</w:t>
+      </w:r>
+      <w:r>
+        <w:rPr>
+          <w:rFonts w:ascii="Arial" w:hAnsi="Arial" w:eastAsia="Arial" w:cs="Arial"/>
+          <w:b w:val="0"/>
+          <w:i w:val="0"/>
+          <w:color w:val="000000"/>
+          <w:sz w:val="18"/>
+          <w:highlight w:val="lightGray"/>
+        </w:rPr>
+        <w:t>e</w:t>
+      </w:r>
+      <w:r>
+        <w:rPr>
+          <w:rFonts w:ascii="Arial" w:hAnsi="Arial" w:eastAsia="Arial" w:cs="Arial"/>
+          <w:b w:val="0"/>
+          <w:i w:val="0"/>
+          <w:color w:val="000000"/>
+          <w:sz w:val="18"/>
+          <w:highlight w:val="lightGray"/>
+        </w:rPr>
+        <w:t>r</w:t>
+      </w:r>
+      <w:r>
+        <w:rPr>
+          <w:rFonts w:ascii="Arial" w:hAnsi="Arial" w:eastAsia="Arial" w:cs="Arial"/>
+          <w:b w:val="0"/>
+          <w:i w:val="0"/>
+          <w:color w:val="000000"/>
+          <w:sz w:val="18"/>
+          <w:highlight w:val="lightGray"/>
+        </w:rPr>
+        <w:t>s</w:t>
+      </w:r>
+      <w:r>
+        <w:rPr>
+          <w:rFonts w:ascii="Arial" w:hAnsi="Arial" w:eastAsia="Arial" w:cs="Arial"/>
+          <w:b w:val="0"/>
+          <w:i w:val="0"/>
+          <w:color w:val="000000"/>
+          <w:sz w:val="18"/>
+          <w:highlight w:val="lightGray"/>
+        </w:rPr>
+        <w:t>o</w:t>
+      </w:r>
+      <w:r>
+        <w:rPr>
+          <w:rFonts w:ascii="Arial" w:hAnsi="Arial" w:eastAsia="Arial" w:cs="Arial"/>
+          <w:b w:val="0"/>
+          <w:i w:val="0"/>
+          <w:color w:val="000000"/>
+          <w:sz w:val="18"/>
+          <w:highlight w:val="lightGray"/>
+        </w:rPr>
+        <w:t>n</w:t>
+      </w:r>
+      <w:r>
+        <w:rPr>
+          <w:rFonts w:ascii="Arial" w:hAnsi="Arial" w:eastAsia="Arial" w:cs="Arial"/>
+          <w:b w:val="0"/>
+          <w:i w:val="0"/>
+          <w:color w:val="000000"/>
+          <w:sz w:val="18"/>
+          <w:highlight w:val="lightGray"/>
+        </w:rPr>
+        <w:t>s</w:t>
+      </w:r>
+      <w:r>
+        <w:rPr>
+          <w:rFonts w:ascii="Arial" w:hAnsi="Arial" w:eastAsia="Arial" w:cs="Arial"/>
+          <w:b w:val="0"/>
+          <w:i w:val="0"/>
+          <w:color w:val="000000"/>
+          <w:sz w:val="18"/>
+          <w:highlight w:val="lightGray"/>
+        </w:rPr>
+        <w:t xml:space="preserve"> </w:t>
+      </w:r>
+      <w:r>
+        <w:rPr>
+          <w:rFonts w:ascii="Arial" w:hAnsi="Arial" w:eastAsia="Arial" w:cs="Arial"/>
+          <w:b w:val="0"/>
+          <w:i w:val="0"/>
+          <w:color w:val="000000"/>
+          <w:sz w:val="18"/>
+          <w:highlight w:val="lightGray"/>
+        </w:rPr>
+        <w:t>T</w:t>
+      </w:r>
+      <w:r>
+        <w:rPr>
+          <w:rFonts w:ascii="Arial" w:hAnsi="Arial" w:eastAsia="Arial" w:cs="Arial"/>
+          <w:b w:val="0"/>
+          <w:i w:val="0"/>
+          <w:color w:val="000000"/>
+          <w:sz w:val="18"/>
+          <w:highlight w:val="lightGray"/>
+        </w:rPr>
+        <w:t>a</w:t>
+      </w:r>
+      <w:r>
+        <w:rPr>
+          <w:rFonts w:ascii="Arial" w:hAnsi="Arial" w:eastAsia="Arial" w:cs="Arial"/>
+          <w:b w:val="0"/>
+          <w:i w:val="0"/>
+          <w:color w:val="000000"/>
+          <w:sz w:val="18"/>
+          <w:highlight w:val="lightGray"/>
+        </w:rPr>
+        <w:t>b</w:t>
+      </w:r>
+      <w:r>
+        <w:rPr>
+          <w:rFonts w:ascii="Arial" w:hAnsi="Arial" w:eastAsia="Arial" w:cs="Arial"/>
+          <w:b w:val="0"/>
+          <w:i w:val="0"/>
+          <w:color w:val="000000"/>
+          <w:sz w:val="18"/>
+          <w:highlight w:val="lightGray"/>
+        </w:rPr>
+        <w:t>l</w:t>
+      </w:r>
+      <w:r>
+        <w:rPr>
+          <w:rFonts w:ascii="Arial" w:hAnsi="Arial" w:eastAsia="Arial" w:cs="Arial"/>
+          <w:b w:val="0"/>
+          <w:i w:val="0"/>
+          <w:color w:val="000000"/>
+          <w:sz w:val="18"/>
+          <w:highlight w:val="lightGray"/>
+        </w:rPr>
+        <w:t>e</w:t>
+      </w:r>
+      <w:r>
+        <w:rPr>
+          <w:rFonts w:ascii="Arial" w:hAnsi="Arial" w:eastAsia="Arial" w:cs="Arial"/>
+          <w:b w:val="0"/>
+          <w:i w:val="0"/>
+          <w:color w:val="000000"/>
+          <w:sz w:val="18"/>
+          <w:highlight w:val="lightGray"/>
+        </w:rPr>
+        <w:t xml:space="preserve"> </w:t>
+      </w:r>
+      <w:r>
+        <w:rPr>
+          <w:rFonts w:ascii="Arial" w:hAnsi="Arial" w:eastAsia="Arial" w:cs="Arial"/>
+          <w:b w:val="0"/>
+          <w:i w:val="0"/>
+          <w:color w:val="000000"/>
+          <w:sz w:val="18"/>
+          <w:highlight w:val="lightGray"/>
+        </w:rPr>
+        <w:t>-</w:t>
+      </w:r>
+      <w:r>
+        <w:rPr>
+          <w:rFonts w:ascii="Arial" w:hAnsi="Arial" w:eastAsia="Arial" w:cs="Arial"/>
+          <w:b w:val="0"/>
+          <w:i w:val="0"/>
+          <w:color w:val="000000"/>
+          <w:sz w:val="18"/>
+          <w:highlight w:val="lightGray"/>
+        </w:rPr>
+        <w:t>&gt;</w:t>
+      </w:r>
+      <w:r>
+        <w:rPr>
+          <w:rFonts w:ascii="Arial" w:hAnsi="Arial" w:eastAsia="Arial" w:cs="Arial"/>
+          <w:b w:val="0"/>
+          <w:i w:val="0"/>
+          <w:color w:val="000000"/>
+          <w:sz w:val="18"/>
+          <w:highlight w:val="lightGray"/>
+        </w:rPr>
+        <w:t xml:space="preserve"> </w:t>
+      </w:r>
+      <w:r>
+        <w:rPr>
+          <w:rFonts w:ascii="Arial" w:hAnsi="Arial" w:eastAsia="Arial" w:cs="Arial"/>
+          <w:b w:val="0"/>
+          <w:i w:val="0"/>
+          <w:color w:val="000000"/>
+          <w:sz w:val="18"/>
+          <w:highlight w:val="lightGray"/>
+        </w:rPr>
+        <w:t>I</w:t>
+      </w:r>
+      <w:r>
+        <w:rPr>
+          <w:rFonts w:ascii="Arial" w:hAnsi="Arial" w:eastAsia="Arial" w:cs="Arial"/>
+          <w:b w:val="0"/>
+          <w:i w:val="0"/>
+          <w:color w:val="000000"/>
+          <w:sz w:val="18"/>
+          <w:highlight w:val="lightGray"/>
+        </w:rPr>
+        <w:t>D</w:t>
+      </w:r>
+      <w:r>
+        <w:rPr>
+          <w:rFonts w:ascii="Arial" w:hAnsi="Arial" w:eastAsia="Arial" w:cs="Arial"/>
+          <w:b w:val="0"/>
+          <w:i w:val="0"/>
+          <w:color w:val="000000"/>
+          <w:sz w:val="18"/>
+          <w:highlight w:val="lightGray"/>
+        </w:rPr>
+        <w:t xml:space="preserve"> </w:t>
+      </w:r>
+      <w:r>
+        <w:rPr>
+          <w:rFonts w:ascii="Arial" w:hAnsi="Arial" w:eastAsia="Arial" w:cs="Arial"/>
+          <w:b w:val="0"/>
+          <w:i w:val="0"/>
+          <w:color w:val="000000"/>
+          <w:sz w:val="18"/>
+          <w:highlight w:val="lightGray"/>
+        </w:rPr>
+        <w:t>C</w:t>
+      </w:r>
+      <w:r>
+        <w:rPr>
+          <w:rFonts w:ascii="Arial" w:hAnsi="Arial" w:eastAsia="Arial" w:cs="Arial"/>
+          <w:b w:val="0"/>
+          <w:i w:val="0"/>
+          <w:color w:val="000000"/>
+          <w:sz w:val="18"/>
+          <w:highlight w:val="lightGray"/>
+        </w:rPr>
+        <w:t>o</w:t>
+      </w:r>
+      <w:r>
+        <w:rPr>
+          <w:rFonts w:ascii="Arial" w:hAnsi="Arial" w:eastAsia="Arial" w:cs="Arial"/>
+          <w:b w:val="0"/>
+          <w:i w:val="0"/>
+          <w:color w:val="000000"/>
+          <w:sz w:val="18"/>
+          <w:highlight w:val="lightGray"/>
+        </w:rPr>
+        <w:t>l</w:t>
+      </w:r>
+      <w:r>
+        <w:rPr>
+          <w:rFonts w:ascii="Arial" w:hAnsi="Arial" w:eastAsia="Arial" w:cs="Arial"/>
+          <w:b w:val="0"/>
+          <w:i w:val="0"/>
+          <w:color w:val="000000"/>
+          <w:sz w:val="18"/>
+          <w:highlight w:val="lightGray"/>
+        </w:rPr>
+        <w:t>u</w:t>
+      </w:r>
+      <w:r>
+        <w:rPr>
+          <w:rFonts w:ascii="Arial" w:hAnsi="Arial" w:eastAsia="Arial" w:cs="Arial"/>
+          <w:b w:val="0"/>
+          <w:i w:val="0"/>
+          <w:color w:val="000000"/>
+          <w:sz w:val="18"/>
+          <w:highlight w:val="lightGray"/>
+        </w:rPr>
+        <w:t>m</w:t>
+      </w:r>
+      <w:r>
+        <w:rPr>
+          <w:rFonts w:ascii="Arial" w:hAnsi="Arial" w:eastAsia="Arial" w:cs="Arial"/>
+          <w:b w:val="0"/>
+          <w:i w:val="0"/>
+          <w:color w:val="000000"/>
+          <w:sz w:val="18"/>
+          <w:highlight w:val="lightGray"/>
+        </w:rPr>
+        <w:t>n</w:t>
+      </w:r>
+      <w:r>
+        <w:rPr>
+          <w:rFonts w:ascii="Arial" w:hAnsi="Arial" w:eastAsia="Arial" w:cs="Arial"/>
+          <w:b w:val="0"/>
+          <w:i w:val="0"/>
+          <w:color w:val="000000"/>
+          <w:sz w:val="18"/>
+          <w:highlight w:val="lightGray"/>
+        </w:rPr>
+        <w:t>:</w:t>
+      </w:r>
+      <w:r>
+        <w:rPr>
+          <w:rFonts w:ascii="Arial" w:hAnsi="Arial" w:eastAsia="Arial" w:cs="Arial"/>
+          <w:b w:val="0"/>
+          <w:i w:val="0"/>
+          <w:color w:val="000000"/>
+          <w:sz w:val="18"/>
+          <w:highlight w:val="lightGray"/>
+        </w:rPr>
+        <w:t xml:space="preserve"> </w:t>
+      </w:r>
+      <w:r>
+        <w:rPr>
+          <w:rFonts w:ascii="Arial" w:hAnsi="Arial" w:eastAsia="Arial" w:cs="Arial"/>
+          <w:b w:val="0"/>
+          <w:i w:val="0"/>
+          <w:color w:val="000000"/>
+          <w:sz w:val="18"/>
+          <w:highlight w:val="lightGray"/>
+        </w:rPr>
+        <w:t>1</w:t>
+      </w:r>
+      <w:r>
+        <w:rPr>
+          <w:rFonts w:ascii="Arial" w:hAnsi="Arial" w:eastAsia="Arial" w:cs="Arial"/>
+          <w:b w:val="0"/>
+          <w:i w:val="0"/>
+          <w:color w:val="000000"/>
+          <w:sz w:val="18"/>
+          <w:highlight w:val="lightGray"/>
+        </w:rPr>
+        <w:t>,</w:t>
+      </w:r>
+      <w:r>
+        <w:rPr>
+          <w:rFonts w:ascii="Arial" w:hAnsi="Arial" w:eastAsia="Arial" w:cs="Arial"/>
+          <w:b w:val="0"/>
+          <w:i w:val="0"/>
+          <w:color w:val="000000"/>
+          <w:sz w:val="18"/>
+          <w:highlight w:val="lightGray"/>
+        </w:rPr>
+        <w:t xml:space="preserve"> </w:t>
+      </w:r>
+      <w:r>
+        <w:rPr>
+          <w:rFonts w:ascii="Arial" w:hAnsi="Arial" w:eastAsia="Arial" w:cs="Arial"/>
+          <w:b w:val="0"/>
+          <w:i w:val="0"/>
+          <w:color w:val="000000"/>
+          <w:sz w:val="18"/>
+          <w:highlight w:val="lightGray"/>
+        </w:rPr>
+        <w:t>N</w:t>
+      </w:r>
+      <w:r>
+        <w:rPr>
+          <w:rFonts w:ascii="Arial" w:hAnsi="Arial" w:eastAsia="Arial" w:cs="Arial"/>
+          <w:b w:val="0"/>
+          <w:i w:val="0"/>
+          <w:color w:val="000000"/>
+          <w:sz w:val="18"/>
+          <w:highlight w:val="lightGray"/>
+        </w:rPr>
+        <w:t>a</w:t>
+      </w:r>
+      <w:r>
+        <w:rPr>
+          <w:rFonts w:ascii="Arial" w:hAnsi="Arial" w:eastAsia="Arial" w:cs="Arial"/>
+          <w:b w:val="0"/>
+          <w:i w:val="0"/>
+          <w:color w:val="000000"/>
+          <w:sz w:val="18"/>
+          <w:highlight w:val="lightGray"/>
+        </w:rPr>
+        <w:t>m</w:t>
+      </w:r>
+      <w:r>
+        <w:rPr>
+          <w:rFonts w:ascii="Arial" w:hAnsi="Arial" w:eastAsia="Arial" w:cs="Arial"/>
+          <w:b w:val="0"/>
+          <w:i w:val="0"/>
+          <w:color w:val="000000"/>
+          <w:sz w:val="18"/>
+          <w:highlight w:val="lightGray"/>
+        </w:rPr>
+        <w:t>e</w:t>
+      </w:r>
+      <w:r>
+        <w:rPr>
+          <w:rFonts w:ascii="Arial" w:hAnsi="Arial" w:eastAsia="Arial" w:cs="Arial"/>
+          <w:b w:val="0"/>
+          <w:i w:val="0"/>
+          <w:color w:val="000000"/>
+          <w:sz w:val="18"/>
+          <w:highlight w:val="lightGray"/>
+        </w:rPr>
+        <w:t>_</w:t>
+      </w:r>
+      <w:r>
+        <w:rPr>
+          <w:rFonts w:ascii="Arial" w:hAnsi="Arial" w:eastAsia="Arial" w:cs="Arial"/>
+          <w:b w:val="0"/>
+          <w:i w:val="0"/>
+          <w:color w:val="000000"/>
+          <w:sz w:val="18"/>
+          <w:highlight w:val="lightGray"/>
+        </w:rPr>
+        <w:t>E</w:t>
+      </w:r>
+      <w:r>
+        <w:rPr>
+          <w:rFonts w:ascii="Arial" w:hAnsi="Arial" w:eastAsia="Arial" w:cs="Arial"/>
+          <w:b w:val="0"/>
+          <w:i w:val="0"/>
+          <w:color w:val="000000"/>
+          <w:sz w:val="18"/>
+          <w:highlight w:val="lightGray"/>
+        </w:rPr>
+        <w:t>n</w:t>
+      </w:r>
+      <w:r>
+        <w:rPr>
+          <w:rFonts w:ascii="Arial" w:hAnsi="Arial" w:eastAsia="Arial" w:cs="Arial"/>
+          <w:b w:val="0"/>
+          <w:i w:val="0"/>
+          <w:color w:val="000000"/>
+          <w:sz w:val="18"/>
+          <w:highlight w:val="lightGray"/>
+        </w:rPr>
+        <w:t xml:space="preserve"> </w:t>
+      </w:r>
+      <w:r>
+        <w:rPr>
+          <w:rFonts w:ascii="Arial" w:hAnsi="Arial" w:eastAsia="Arial" w:cs="Arial"/>
+          <w:b w:val="0"/>
+          <w:i w:val="0"/>
+          <w:color w:val="000000"/>
+          <w:sz w:val="18"/>
+          <w:highlight w:val="lightGray"/>
+        </w:rPr>
+        <w:t>C</w:t>
+      </w:r>
+      <w:r>
+        <w:rPr>
+          <w:rFonts w:ascii="Arial" w:hAnsi="Arial" w:eastAsia="Arial" w:cs="Arial"/>
+          <w:b w:val="0"/>
+          <w:i w:val="0"/>
+          <w:color w:val="000000"/>
+          <w:sz w:val="18"/>
+          <w:highlight w:val="lightGray"/>
+        </w:rPr>
+        <w:t>o</w:t>
+      </w:r>
+      <w:r>
+        <w:rPr>
+          <w:rFonts w:ascii="Arial" w:hAnsi="Arial" w:eastAsia="Arial" w:cs="Arial"/>
+          <w:b w:val="0"/>
+          <w:i w:val="0"/>
+          <w:color w:val="000000"/>
+          <w:sz w:val="18"/>
+          <w:highlight w:val="lightGray"/>
+        </w:rPr>
+        <w:t>l</w:t>
+      </w:r>
+      <w:r>
+        <w:rPr>
+          <w:rFonts w:ascii="Arial" w:hAnsi="Arial" w:eastAsia="Arial" w:cs="Arial"/>
+          <w:b w:val="0"/>
+          <w:i w:val="0"/>
+          <w:color w:val="000000"/>
+          <w:sz w:val="18"/>
+          <w:highlight w:val="lightGray"/>
+        </w:rPr>
+        <w:t>u</w:t>
+      </w:r>
+      <w:r>
+        <w:rPr>
+          <w:rFonts w:ascii="Arial" w:hAnsi="Arial" w:eastAsia="Arial" w:cs="Arial"/>
+          <w:b w:val="0"/>
+          <w:i w:val="0"/>
+          <w:color w:val="000000"/>
+          <w:sz w:val="18"/>
+          <w:highlight w:val="lightGray"/>
+        </w:rPr>
+        <w:t>m</w:t>
+      </w:r>
+      <w:r>
+        <w:rPr>
+          <w:rFonts w:ascii="Arial" w:hAnsi="Arial" w:eastAsia="Arial" w:cs="Arial"/>
+          <w:b w:val="0"/>
+          <w:i w:val="0"/>
+          <w:color w:val="000000"/>
+          <w:sz w:val="18"/>
+          <w:highlight w:val="lightGray"/>
+        </w:rPr>
+        <w:t>n</w:t>
+      </w:r>
+      <w:r>
+        <w:rPr>
+          <w:rFonts w:ascii="Arial" w:hAnsi="Arial" w:eastAsia="Arial" w:cs="Arial"/>
+          <w:b w:val="0"/>
+          <w:i w:val="0"/>
+          <w:color w:val="000000"/>
+          <w:sz w:val="18"/>
+          <w:highlight w:val="lightGray"/>
+        </w:rPr>
+        <w:t>:</w:t>
+      </w:r>
+      <w:r>
+        <w:rPr>
+          <w:rFonts w:ascii="Arial" w:hAnsi="Arial" w:eastAsia="Arial" w:cs="Arial"/>
+          <w:b w:val="0"/>
+          <w:i w:val="0"/>
+          <w:color w:val="000000"/>
+          <w:sz w:val="18"/>
+          <w:highlight w:val="lightGray"/>
+        </w:rPr>
+        <w:t xml:space="preserve"> </w:t>
+      </w:r>
+      <w:r>
+        <w:rPr>
+          <w:rFonts w:ascii="Arial" w:hAnsi="Arial" w:eastAsia="Arial" w:cs="Arial"/>
+          <w:b w:val="0"/>
+          <w:i w:val="0"/>
+          <w:color w:val="000000"/>
+          <w:sz w:val="18"/>
+          <w:highlight w:val="lightGray"/>
+        </w:rPr>
+        <w:t>M</w:t>
+      </w:r>
+      <w:r>
+        <w:rPr>
+          <w:rFonts w:ascii="Arial" w:hAnsi="Arial" w:eastAsia="Arial" w:cs="Arial"/>
+          <w:b w:val="0"/>
+          <w:i w:val="0"/>
+          <w:color w:val="000000"/>
+          <w:sz w:val="18"/>
+          <w:highlight w:val="lightGray"/>
+        </w:rPr>
+        <w:t>o</w:t>
+      </w:r>
+      <w:r>
+        <w:rPr>
+          <w:rFonts w:ascii="Arial" w:hAnsi="Arial" w:eastAsia="Arial" w:cs="Arial"/>
+          <w:b w:val="0"/>
+          <w:i w:val="0"/>
+          <w:color w:val="000000"/>
+          <w:sz w:val="18"/>
+          <w:highlight w:val="lightGray"/>
+        </w:rPr>
+        <w:t>t</w:t>
+      </w:r>
+      <w:r>
+        <w:rPr>
+          <w:rFonts w:ascii="Arial" w:hAnsi="Arial" w:eastAsia="Arial" w:cs="Arial"/>
+          <w:b w:val="0"/>
+          <w:i w:val="0"/>
+          <w:color w:val="000000"/>
+          <w:sz w:val="18"/>
+          <w:highlight w:val="lightGray"/>
+        </w:rPr>
+        <w:t>a</w:t>
+      </w:r>
+      <w:r>
+        <w:rPr>
+          <w:rFonts w:ascii="Arial" w:hAnsi="Arial" w:eastAsia="Arial" w:cs="Arial"/>
+          <w:b w:val="0"/>
+          <w:i w:val="0"/>
+          <w:color w:val="000000"/>
+          <w:sz w:val="18"/>
+          <w:highlight w:val="lightGray"/>
+        </w:rPr>
+        <w:t>s</w:t>
+      </w:r>
+      <w:r>
+        <w:rPr>
+          <w:rFonts w:ascii="Arial" w:hAnsi="Arial" w:eastAsia="Arial" w:cs="Arial"/>
+          <w:b w:val="0"/>
+          <w:i w:val="0"/>
+          <w:color w:val="000000"/>
+          <w:sz w:val="18"/>
+          <w:highlight w:val="lightGray"/>
+        </w:rPr>
+        <w:t>e</w:t>
+      </w:r>
+      <w:r>
+        <w:rPr>
+          <w:rFonts w:ascii="Arial" w:hAnsi="Arial" w:eastAsia="Arial" w:cs="Arial"/>
+          <w:b w:val="0"/>
+          <w:i w:val="0"/>
+          <w:color w:val="000000"/>
+          <w:sz w:val="18"/>
+          <w:highlight w:val="lightGray"/>
+        </w:rPr>
+        <w:t>m</w:t>
+      </w:r>
+      <w:r>
+        <w:rPr>
+          <w:rFonts w:ascii="Arial" w:hAnsi="Arial" w:eastAsia="Arial" w:cs="Arial"/>
+          <w:b w:val="0"/>
+          <w:i w:val="0"/>
+          <w:color w:val="000000"/>
+          <w:sz w:val="18"/>
+          <w:highlight w:val="lightGray"/>
+        </w:rPr>
+        <w:t xml:space="preserve"> </w:t>
+      </w:r>
+      <w:r>
+        <w:rPr>
+          <w:rFonts w:ascii="Arial" w:hAnsi="Arial" w:eastAsia="Arial" w:cs="Arial"/>
+          <w:b w:val="0"/>
+          <w:i w:val="0"/>
+          <w:color w:val="000000"/>
+          <w:sz w:val="18"/>
+          <w:highlight w:val="lightGray"/>
+        </w:rPr>
+        <w:t>E</w:t>
+      </w:r>
+      <w:r>
+        <w:rPr>
+          <w:rFonts w:ascii="Arial" w:hAnsi="Arial" w:eastAsia="Arial" w:cs="Arial"/>
+          <w:b w:val="0"/>
+          <w:i w:val="0"/>
+          <w:color w:val="000000"/>
+          <w:sz w:val="18"/>
+          <w:highlight w:val="lightGray"/>
+        </w:rPr>
+        <w:t>s</w:t>
+      </w:r>
+      <w:r>
+        <w:rPr>
+          <w:rFonts w:ascii="Arial" w:hAnsi="Arial" w:eastAsia="Arial" w:cs="Arial"/>
+          <w:b w:val="0"/>
+          <w:i w:val="0"/>
+          <w:color w:val="000000"/>
+          <w:sz w:val="18"/>
+          <w:highlight w:val="lightGray"/>
+        </w:rPr>
+        <w:t>s</w:t>
+      </w:r>
+      <w:r>
+        <w:rPr>
+          <w:rFonts w:ascii="Arial" w:hAnsi="Arial" w:eastAsia="Arial" w:cs="Arial"/>
+          <w:b w:val="0"/>
+          <w:i w:val="0"/>
+          <w:color w:val="000000"/>
+          <w:sz w:val="18"/>
+          <w:highlight w:val="lightGray"/>
+        </w:rPr>
+        <w:t>a</w:t>
+      </w:r>
+      <w:r>
+        <w:rPr>
+          <w:rFonts w:ascii="Arial" w:hAnsi="Arial" w:eastAsia="Arial" w:cs="Arial"/>
+          <w:b w:val="0"/>
+          <w:i w:val="0"/>
+          <w:color w:val="000000"/>
+          <w:sz w:val="18"/>
+          <w:highlight w:val="lightGray"/>
+        </w:rPr>
+        <w:t>m</w:t>
+      </w:r>
+      <w:r>
+        <w:rPr>
+          <w:rFonts w:ascii="Arial" w:hAnsi="Arial" w:eastAsia="Arial" w:cs="Arial"/>
+          <w:b w:val="0"/>
+          <w:i w:val="0"/>
+          <w:color w:val="000000"/>
+          <w:sz w:val="18"/>
+          <w:highlight w:val="lightGray"/>
+        </w:rPr>
+        <w:t>]</w:t>
+      </w:r>
+      <w:r>
+        <w:rPr>
+          <w:rFonts w:ascii="Arial" w:hAnsi="Arial" w:eastAsia="Arial" w:cs="Arial"/>
+          <w:b w:val="0"/>
+          <w:i w:val="0"/>
+          <w:color w:val="000000"/>
+          <w:sz w:val="18"/>
+          <w:highlight w:val="lightGray"/>
+        </w:rPr>
+        <w:t xml:space="preserve"> </w:t>
+      </w:r>
+      <w:r>
+        <w:rPr>
+          <w:rFonts w:ascii="Arial" w:hAnsi="Arial" w:eastAsia="Arial" w:cs="Arial"/>
+          <w:b w:val="0"/>
+          <w:i w:val="0"/>
+          <w:color w:val="000000"/>
+          <w:sz w:val="18"/>
+          <w:highlight w:val="lightGray"/>
+        </w:rPr>
+        <w:t>-</w:t>
+      </w:r>
+      <w:r>
+        <w:rPr>
+          <w:rFonts w:ascii="Arial" w:hAnsi="Arial" w:eastAsia="Arial" w:cs="Arial"/>
+          <w:b w:val="0"/>
+          <w:i w:val="0"/>
+          <w:color w:val="000000"/>
+          <w:sz w:val="18"/>
+          <w:highlight w:val="lightGray"/>
+        </w:rPr>
+        <w:t>&gt;</w:t>
+      </w:r>
+      <w:r>
+        <w:rPr>
+          <w:rFonts w:ascii="Arial" w:hAnsi="Arial" w:eastAsia="Arial" w:cs="Arial"/>
+          <w:b w:val="0"/>
+          <w:i w:val="0"/>
+          <w:color w:val="000000"/>
+          <w:sz w:val="18"/>
+          <w:highlight w:val="lightGray"/>
+        </w:rPr>
+        <w:t xml:space="preserve"> </w:t>
+      </w:r>
+      <w:r>
+        <w:rPr>
+          <w:rFonts w:ascii="Arial" w:hAnsi="Arial" w:eastAsia="Arial" w:cs="Arial"/>
+          <w:b/>
+          <w:i w:val="0"/>
+          <w:color w:val="000000"/>
+          <w:sz w:val="18"/>
+          <w:highlight w:val="lightGray"/>
+        </w:rPr>
+        <w:t>F</w:t>
+      </w:r>
+      <w:r>
+        <w:rPr>
+          <w:rFonts w:ascii="Arial" w:hAnsi="Arial" w:eastAsia="Arial" w:cs="Arial"/>
+          <w:b/>
+          <w:i w:val="0"/>
+          <w:color w:val="000000"/>
+          <w:sz w:val="18"/>
+          <w:highlight w:val="lightGray"/>
+        </w:rPr>
+        <w:t>r</w:t>
+      </w:r>
+      <w:r>
+        <w:rPr>
+          <w:rFonts w:ascii="Arial" w:hAnsi="Arial" w:eastAsia="Arial" w:cs="Arial"/>
+          <w:b/>
+          <w:i w:val="0"/>
+          <w:color w:val="000000"/>
+          <w:sz w:val="18"/>
+          <w:highlight w:val="lightGray"/>
+        </w:rPr>
+        <w:t>o</w:t>
+      </w:r>
+      <w:r>
+        <w:rPr>
+          <w:rFonts w:ascii="Arial" w:hAnsi="Arial" w:eastAsia="Arial" w:cs="Arial"/>
+          <w:b/>
+          <w:i w:val="0"/>
+          <w:color w:val="000000"/>
+          <w:sz w:val="18"/>
+          <w:highlight w:val="lightGray"/>
+        </w:rPr>
+        <w:t>m</w:t>
+      </w:r>
+      <w:r>
+        <w:rPr>
+          <w:rFonts w:ascii="Arial" w:hAnsi="Arial" w:eastAsia="Arial" w:cs="Arial"/>
+          <w:b/>
+          <w:i w:val="0"/>
+          <w:color w:val="000000"/>
+          <w:sz w:val="18"/>
+          <w:highlight w:val="lightGray"/>
+        </w:rPr>
+        <w:t>:</w:t>
+      </w:r>
+      <w:r>
+        <w:rPr>
+          <w:rFonts w:ascii="Arial" w:hAnsi="Arial" w:eastAsia="Arial" w:cs="Arial"/>
+          <w:b w:val="0"/>
+          <w:i w:val="0"/>
+          <w:color w:val="000000"/>
+          <w:sz w:val="18"/>
+          <w:highlight w:val="lightGray"/>
+        </w:rPr>
+        <w:t xml:space="preserve"> </w:t>
+      </w:r>
+      <w:r>
+        <w:rPr>
+          <w:rFonts w:ascii="Arial" w:hAnsi="Arial" w:eastAsia="Arial" w:cs="Arial"/>
+          <w:b w:val="0"/>
+          <w:i w:val="0"/>
+          <w:color w:val="000000"/>
+          <w:sz w:val="18"/>
+          <w:highlight w:val="lightGray"/>
+        </w:rPr>
+        <w:t>[</w:t>
+      </w:r>
+      <w:r>
+        <w:rPr>
+          <w:rFonts w:ascii="Arial" w:hAnsi="Arial" w:eastAsia="Arial" w:cs="Arial"/>
+          <w:b w:val="0"/>
+          <w:i w:val="0"/>
+          <w:color w:val="000000"/>
+          <w:sz w:val="18"/>
+          <w:highlight w:val="lightGray"/>
+        </w:rPr>
+        <w:t>C</w:t>
+      </w:r>
+      <w:r>
+        <w:rPr>
+          <w:rFonts w:ascii="Arial" w:hAnsi="Arial" w:eastAsia="Arial" w:cs="Arial"/>
+          <w:b w:val="0"/>
+          <w:i w:val="0"/>
+          <w:color w:val="000000"/>
+          <w:sz w:val="18"/>
+          <w:highlight w:val="lightGray"/>
+        </w:rPr>
+        <w:t>h</w:t>
+      </w:r>
+      <w:r>
+        <w:rPr>
+          <w:rFonts w:ascii="Arial" w:hAnsi="Arial" w:eastAsia="Arial" w:cs="Arial"/>
+          <w:b w:val="0"/>
+          <w:i w:val="0"/>
+          <w:color w:val="000000"/>
+          <w:sz w:val="18"/>
+          <w:highlight w:val="lightGray"/>
+        </w:rPr>
+        <w:t>a</w:t>
+      </w:r>
+      <w:r>
+        <w:rPr>
+          <w:rFonts w:ascii="Arial" w:hAnsi="Arial" w:eastAsia="Arial" w:cs="Arial"/>
+          <w:b w:val="0"/>
+          <w:i w:val="0"/>
+          <w:color w:val="000000"/>
+          <w:sz w:val="18"/>
+          <w:highlight w:val="lightGray"/>
+        </w:rPr>
+        <w:t>t</w:t>
+      </w:r>
+      <w:r>
+        <w:rPr>
+          <w:rFonts w:ascii="Arial" w:hAnsi="Arial" w:eastAsia="Arial" w:cs="Arial"/>
+          <w:b w:val="0"/>
+          <w:i w:val="0"/>
+          <w:color w:val="000000"/>
+          <w:sz w:val="18"/>
+          <w:highlight w:val="lightGray"/>
+        </w:rPr>
+        <w:t>g</w:t>
+      </w:r>
+      <w:r>
+        <w:rPr>
+          <w:rFonts w:ascii="Arial" w:hAnsi="Arial" w:eastAsia="Arial" w:cs="Arial"/>
+          <w:b w:val="0"/>
+          <w:i w:val="0"/>
+          <w:color w:val="000000"/>
+          <w:sz w:val="18"/>
+          <w:highlight w:val="lightGray"/>
+        </w:rPr>
+        <w:t>p</w:t>
+      </w:r>
+      <w:r>
+        <w:rPr>
+          <w:rFonts w:ascii="Arial" w:hAnsi="Arial" w:eastAsia="Arial" w:cs="Arial"/>
+          <w:b w:val="0"/>
+          <w:i w:val="0"/>
+          <w:color w:val="000000"/>
+          <w:sz w:val="18"/>
+          <w:highlight w:val="lightGray"/>
+        </w:rPr>
+        <w:t>t</w:t>
+      </w:r>
+      <w:r>
+        <w:rPr>
+          <w:rFonts w:ascii="Arial" w:hAnsi="Arial" w:eastAsia="Arial" w:cs="Arial"/>
+          <w:b w:val="0"/>
+          <w:i w:val="0"/>
+          <w:color w:val="000000"/>
+          <w:sz w:val="18"/>
+          <w:highlight w:val="lightGray"/>
+        </w:rPr>
+        <w:t xml:space="preserve"> </w:t>
+      </w:r>
+      <w:r>
+        <w:rPr>
+          <w:rFonts w:ascii="Arial" w:hAnsi="Arial" w:eastAsia="Arial" w:cs="Arial"/>
+          <w:b w:val="0"/>
+          <w:i w:val="0"/>
+          <w:color w:val="000000"/>
+          <w:sz w:val="18"/>
+          <w:highlight w:val="lightGray"/>
+        </w:rPr>
+        <w:t>(</w:t>
+      </w:r>
+      <w:r>
+        <w:rPr>
+          <w:rFonts w:ascii="Arial" w:hAnsi="Arial" w:eastAsia="Arial" w:cs="Arial"/>
+          <w:b w:val="0"/>
+          <w:i w:val="0"/>
+          <w:color w:val="000000"/>
+          <w:sz w:val="18"/>
+          <w:highlight w:val="lightGray"/>
+        </w:rPr>
+        <w:t>G</w:t>
+      </w:r>
+      <w:r>
+        <w:rPr>
+          <w:rFonts w:ascii="Arial" w:hAnsi="Arial" w:eastAsia="Arial" w:cs="Arial"/>
+          <w:b w:val="0"/>
+          <w:i w:val="0"/>
+          <w:color w:val="000000"/>
+          <w:sz w:val="18"/>
+          <w:highlight w:val="lightGray"/>
+        </w:rPr>
+        <w:t>P</w:t>
+      </w:r>
+      <w:r>
+        <w:rPr>
+          <w:rFonts w:ascii="Arial" w:hAnsi="Arial" w:eastAsia="Arial" w:cs="Arial"/>
+          <w:b w:val="0"/>
+          <w:i w:val="0"/>
+          <w:color w:val="000000"/>
+          <w:sz w:val="18"/>
+          <w:highlight w:val="lightGray"/>
+        </w:rPr>
+        <w:t>T</w:t>
+      </w:r>
+      <w:r>
+        <w:rPr>
+          <w:rFonts w:ascii="Arial" w:hAnsi="Arial" w:eastAsia="Arial" w:cs="Arial"/>
+          <w:b w:val="0"/>
+          <w:i w:val="0"/>
+          <w:color w:val="000000"/>
+          <w:sz w:val="18"/>
+          <w:highlight w:val="lightGray"/>
         </w:rPr>
         <w:t>‑</w:t>
       </w:r>
       <w:r>
         <w:rPr>
-          <w:rFonts w:ascii="Arial" w:eastAsia="Arial" w:hAnsi="Arial"/>
-          <w:b/>
-          <w:sz w:val="22"/>
-          <w:szCs w:val="14"/>
-          <w:shd w:val="clear" w:color="auto" w:fill="B7B7B7"/>
-        </w:rPr>
-        <w:t>5 Mini) at [12/9/2025]</w:t>
+          <w:rFonts w:ascii="Arial" w:hAnsi="Arial" w:eastAsia="Arial" w:cs="Arial"/>
+          <w:b w:val="0"/>
+          <w:i w:val="0"/>
+          <w:color w:val="000000"/>
+          <w:sz w:val="18"/>
+          <w:highlight w:val="lightGray"/>
+        </w:rPr>
+        <w:t>5</w:t>
+      </w:r>
+      <w:r>
+        <w:rPr>
+          <w:rFonts w:ascii="Arial" w:hAnsi="Arial" w:eastAsia="Arial" w:cs="Arial"/>
+          <w:b w:val="0"/>
+          <w:i w:val="0"/>
+          <w:color w:val="000000"/>
+          <w:sz w:val="18"/>
+          <w:highlight w:val="lightGray"/>
+        </w:rPr>
+        <w:t xml:space="preserve"> </w:t>
+      </w:r>
+      <w:r>
+        <w:rPr>
+          <w:rFonts w:ascii="Arial" w:hAnsi="Arial" w:eastAsia="Arial" w:cs="Arial"/>
+          <w:b w:val="0"/>
+          <w:i w:val="0"/>
+          <w:color w:val="000000"/>
+          <w:sz w:val="18"/>
+          <w:highlight w:val="lightGray"/>
+        </w:rPr>
+        <w:t>M</w:t>
+      </w:r>
+      <w:r>
+        <w:rPr>
+          <w:rFonts w:ascii="Arial" w:hAnsi="Arial" w:eastAsia="Arial" w:cs="Arial"/>
+          <w:b w:val="0"/>
+          <w:i w:val="0"/>
+          <w:color w:val="000000"/>
+          <w:sz w:val="18"/>
+          <w:highlight w:val="lightGray"/>
+        </w:rPr>
+        <w:t>i</w:t>
+      </w:r>
+      <w:r>
+        <w:rPr>
+          <w:rFonts w:ascii="Arial" w:hAnsi="Arial" w:eastAsia="Arial" w:cs="Arial"/>
+          <w:b w:val="0"/>
+          <w:i w:val="0"/>
+          <w:color w:val="000000"/>
+          <w:sz w:val="18"/>
+          <w:highlight w:val="lightGray"/>
+        </w:rPr>
+        <w:t>n</w:t>
+      </w:r>
+      <w:r>
+        <w:rPr>
+          <w:rFonts w:ascii="Arial" w:hAnsi="Arial" w:eastAsia="Arial" w:cs="Arial"/>
+          <w:b w:val="0"/>
+          <w:i w:val="0"/>
+          <w:color w:val="000000"/>
+          <w:sz w:val="18"/>
+          <w:highlight w:val="lightGray"/>
+        </w:rPr>
+        <w:t>i</w:t>
+      </w:r>
+      <w:r>
+        <w:rPr>
+          <w:rFonts w:ascii="Arial" w:hAnsi="Arial" w:eastAsia="Arial" w:cs="Arial"/>
+          <w:b w:val="0"/>
+          <w:i w:val="0"/>
+          <w:color w:val="000000"/>
+          <w:sz w:val="18"/>
+          <w:highlight w:val="lightGray"/>
+        </w:rPr>
+        <w:t>)</w:t>
+      </w:r>
+      <w:r>
+        <w:rPr>
+          <w:rFonts w:ascii="Arial" w:hAnsi="Arial" w:eastAsia="Arial" w:cs="Arial"/>
+          <w:b w:val="0"/>
+          <w:i w:val="0"/>
+          <w:color w:val="000000"/>
+          <w:sz w:val="18"/>
+          <w:highlight w:val="lightGray"/>
+        </w:rPr>
+        <w:t>]</w:t>
+      </w:r>
+      <w:r>
+        <w:rPr>
+          <w:rFonts w:ascii="Arial" w:hAnsi="Arial" w:eastAsia="Arial" w:cs="Arial"/>
+          <w:b w:val="0"/>
+          <w:i w:val="0"/>
+          <w:color w:val="000000"/>
+          <w:sz w:val="18"/>
+          <w:highlight w:val="lightGray"/>
+        </w:rPr>
+        <w:t xml:space="preserve"> </w:t>
+      </w:r>
+      <w:r>
+        <w:rPr>
+          <w:rFonts w:ascii="Arial" w:hAnsi="Arial" w:eastAsia="Arial" w:cs="Arial"/>
+          <w:b/>
+          <w:i w:val="0"/>
+          <w:color w:val="000000"/>
+          <w:sz w:val="18"/>
+          <w:highlight w:val="lightGray"/>
+        </w:rPr>
+        <w:t>o</w:t>
+      </w:r>
+      <w:r>
+        <w:rPr>
+          <w:rFonts w:ascii="Arial" w:hAnsi="Arial" w:eastAsia="Arial" w:cs="Arial"/>
+          <w:b/>
+          <w:i w:val="0"/>
+          <w:color w:val="000000"/>
+          <w:sz w:val="18"/>
+          <w:highlight w:val="lightGray"/>
+        </w:rPr>
+        <w:t>n</w:t>
+      </w:r>
+      <w:r>
+        <w:rPr>
+          <w:rFonts w:ascii="Arial" w:hAnsi="Arial"/>
+          <w:b w:val="0"/>
+          <w:i w:val="0"/>
+          <w:color w:val="000000"/>
+          <w:sz w:val="18"/>
+          <w:highlight w:val="lightGray"/>
+        </w:rPr>
+        <w:t xml:space="preserve"> </w:t>
+      </w:r>
+      <w:r>
+        <w:rPr>
+          <w:rFonts w:ascii="Arial" w:hAnsi="Arial"/>
+          <w:b w:val="0"/>
+          <w:i w:val="0"/>
+          <w:color w:val="000000"/>
+          <w:sz w:val="18"/>
+          <w:highlight w:val="lightGray"/>
+        </w:rPr>
+        <w:t>[</w:t>
+      </w:r>
+      <w:r>
+        <w:rPr>
+          <w:rFonts w:ascii="Arial" w:hAnsi="Arial"/>
+          <w:b w:val="0"/>
+          <w:i w:val="0"/>
+          <w:sz w:val="18"/>
+          <w:highlight w:val="lightGray"/>
+        </w:rPr>
+        <w:t>12/9/2025]</w:t>
       </w:r>
     </w:p>
     <w:bookmarkEnd w:id="0"/>
